--- a/dist/Отчет_заключительный_TenderAI.docx
+++ b/dist/Отчет_заключительный_TenderAI.docx
@@ -6685,7 +6685,7 @@
           <w:sz w:val="28"/>
           <w:szCs w:val="28"/>
         </w:rPr>
-        <w:t xml:space="preserve">Сайт стартап-проекта создан с учётом требований, предъявляемых к результатам программы: на главной странице размещены сведения о продукте, логотипы Фонда содействия инновациям и мероприятия «Платформа университетского технологического предпринимательства», а также указание на поддержку проекта. Соответствие сайта предъявляемым требованиям приведено в таблице 9.</w:t>
+        <w:t xml:space="preserve">Сайт стартап-проекта создан с учётом требований, предъявляемых к результатам программы: на главной странице размещены сведения о продукте, логотипы партнёров и указание на поддержку проекта. Соответствие сайта требованиям — в таблице 9.</w:t>
       </w:r>
     </w:p>
     <w:p>
@@ -6942,7 +6942,7 @@
                 <w:sz w:val="20"/>
                 <w:szCs w:val="20"/>
               </w:rPr>
-              <w:t xml:space="preserve">Формулировка о реализации проекта при поддержке Фонда содействия инновациям размещена в первом экране, в разделе «Партнёры» и в нижнем колонтитуле</w:t>
+              <w:t xml:space="preserve">Размещена дословная формулировка: «Проект реализован при поддержке Фонда содействия инновациям в рамках программы «Студенческий стартап» мероприятия «Платформа университетского технологического предпринимательства» федерального проекта «Технологии».» — в первом экране, в разделе «Партнёры» и в нижнем колонтитуле</w:t>
             </w:r>
           </w:p>
         </w:tc>
@@ -6971,6 +6971,62 @@
                 <w:sz w:val="20"/>
                 <w:szCs w:val="20"/>
               </w:rPr>
+              <w:t xml:space="preserve">Контактные данные организации</w:t>
+            </w:r>
+          </w:p>
+        </w:tc>
+        <w:tc>
+          <w:tcPr>
+            <w:tcW w:type="dxa" w:w="5800"/>
+            <w:tcMar>
+              <w:top w:type="dxa" w:w="50"/>
+              <w:left w:type="dxa" w:w="80"/>
+              <w:bottom w:type="dxa" w:w="50"/>
+              <w:right w:type="dxa" w:w="80"/>
+            </w:tcMar>
+          </w:tcPr>
+          <w:p>
+            <w:pPr>
+              <w:spacing w:line="240"/>
+              <w:jc w:val="left"/>
+            </w:pPr>
+            <w:r>
+              <w:rPr>
+                <w:rFonts w:ascii="Times New Roman" w:cs="Times New Roman" w:eastAsia="Times New Roman" w:hAnsi="Times New Roman"/>
+                <w:b w:val="false"/>
+                <w:bCs w:val="false"/>
+                <w:sz w:val="20"/>
+                <w:szCs w:val="20"/>
+              </w:rPr>
+              <w:t xml:space="preserve">В разделе «Контакты» и в нижнем колонтитуле указаны наименование и юридический адрес ООО «НейроТендер», ИНН и ОГРН, адрес электронной почты и телефон для связи</w:t>
+            </w:r>
+          </w:p>
+        </w:tc>
+      </w:tr>
+      <w:tr>
+        <w:tc>
+          <w:tcPr>
+            <w:tcW w:type="dxa" w:w="3555"/>
+            <w:tcMar>
+              <w:top w:type="dxa" w:w="50"/>
+              <w:left w:type="dxa" w:w="80"/>
+              <w:bottom w:type="dxa" w:w="50"/>
+              <w:right w:type="dxa" w:w="80"/>
+            </w:tcMar>
+          </w:tcPr>
+          <w:p>
+            <w:pPr>
+              <w:spacing w:line="240"/>
+              <w:jc w:val="left"/>
+            </w:pPr>
+            <w:r>
+              <w:rPr>
+                <w:rFonts w:ascii="Times New Roman" w:cs="Times New Roman" w:eastAsia="Times New Roman" w:hAnsi="Times New Roman"/>
+                <w:b w:val="false"/>
+                <w:bCs w:val="false"/>
+                <w:sz w:val="20"/>
+                <w:szCs w:val="20"/>
+              </w:rPr>
               <w:t xml:space="preserve">Доступность сайта в сети Интернет</w:t>
             </w:r>
           </w:p>
@@ -6993,13 +7049,24 @@
             <w:r>
               <w:rPr>
                 <w:rFonts w:ascii="Times New Roman" w:cs="Times New Roman" w:eastAsia="Times New Roman" w:hAnsi="Times New Roman"/>
-                <w:b w:val="false"/>
-                <w:bCs w:val="false"/>
-                <w:sz w:val="20"/>
-                <w:szCs w:val="20"/>
-              </w:rPr>
-              <w:t xml:space="preserve">Сайт опубликован по адресу https://fanot.github.io/tenderai/</w:t>
-            </w:r>
+                <w:sz w:val="20"/>
+                <w:szCs w:val="20"/>
+              </w:rPr>
+              <w:t xml:space="preserve">Сайт опубликован по адресу </w:t>
+            </w:r>
+            <w:hyperlink w:history="1" r:id="rIdm29_thavpoteungc6v3nh">
+              <w:r>
+                <w:rPr>
+                  <w:rStyle w:val="Hyperlink"/>
+                  <w:rFonts w:ascii="Times New Roman" w:cs="Times New Roman" w:eastAsia="Times New Roman" w:hAnsi="Times New Roman"/>
+                  <w:color w:val="0563C1"/>
+                  <w:sz w:val="20"/>
+                  <w:szCs w:val="20"/>
+                  <w:u w:val="single"/>
+                </w:rPr>
+                <w:t xml:space="preserve">https://fanot.github.io/tenderai/</w:t>
+              </w:r>
+            </w:hyperlink>
           </w:p>
         </w:tc>
       </w:tr>
@@ -7021,7 +7088,7 @@
           <w:sz w:val="28"/>
           <w:szCs w:val="28"/>
         </w:rPr>
-        <w:t xml:space="preserve">Сайт выполнен в виде одностраничного ресурса с разделами: проблема, решение, принцип работы сервиса, рынок и модель монетизации, дорожная карта, команда, партнёры и контакты. С сайта доступен интерактивный прототип сервиса. Первый экран сайта приведён на рисунке 5, блок сведений о партнёрах — на рисунке 6.</w:t>
+        <w:t xml:space="preserve">Сайт выполнен в виде одностраничного ресурса с разделами: проблема, решение, принцип работы сервиса, рынок и модель монетизации, дорожная карта, команда, партнёры и контакты. В разделе «Контакты» и в нижнем колонтитуле указаны реквизиты и контактные данные организации проекта — ООО «НейроТендер». С сайта доступен интерактивный прототип сервиса. Первый экран сайта приведён на рисунке 5, блок сведений о партнёрах — на рисунке 6.</w:t>
       </w:r>
     </w:p>
     <w:p>
@@ -7032,7 +7099,7 @@
       <w:r>
         <w:drawing>
           <wp:inline distT="0" distB="0" distL="0" distR="0">
-            <wp:extent cx="3714750" cy="2905125"/>
+            <wp:extent cx="3333750" cy="2609850"/>
             <wp:effectExtent t="0" r="0" b="0" l="0"/>
             <wp:docPr id="1" name="" descr="" title=""/>
             <wp:cNvGraphicFramePr>
@@ -7057,7 +7124,7 @@
                   <pic:spPr bwMode="auto">
                     <a:xfrm>
                       <a:off x="0" y="0"/>
-                      <a:ext cx="3714750" cy="2905125"/>
+                      <a:ext cx="3333750" cy="2609850"/>
                     </a:xfrm>
                     <a:prstGeom prst="rect">
                       <a:avLst/>
@@ -7092,7 +7159,7 @@
       <w:r>
         <w:drawing>
           <wp:inline distT="0" distB="0" distL="0" distR="0">
-            <wp:extent cx="3952875" cy="2447925"/>
+            <wp:extent cx="3571875" cy="2209800"/>
             <wp:effectExtent t="0" r="0" b="0" l="0"/>
             <wp:docPr id="1" name="" descr="" title=""/>
             <wp:cNvGraphicFramePr>
@@ -7117,7 +7184,7 @@
                   <pic:spPr bwMode="auto">
                     <a:xfrm>
                       <a:off x="0" y="0"/>
-                      <a:ext cx="3952875" cy="2447925"/>
+                      <a:ext cx="3571875" cy="2209800"/>
                     </a:xfrm>
                     <a:prstGeom prst="rect">
                       <a:avLst/>
@@ -7174,7 +7241,106 @@
           <w:sz w:val="28"/>
           <w:szCs w:val="28"/>
         </w:rPr>
-        <w:t xml:space="preserve">Сайт размещён на платформе GitHub Pages по адресу https://fanot.github.io/tenderai/ и не требует расходов на хостинг. Публикация автоматизирована: изменения в основной ветке репозитория проекта инициируют сборку и обновление сайта без ручных операций. Вёрстка адаптивна и корректно отображается на мобильных устройствах.</w:t>
+        <w:t xml:space="preserve">Сайт размещён на платформе GitHub Pages по адресу </w:t>
+      </w:r>
+      <w:hyperlink w:history="1" r:id="rIdhsay5xzjsq8xvenaglgp6">
+        <w:r>
+          <w:rPr>
+            <w:rStyle w:val="Hyperlink"/>
+            <w:rFonts w:ascii="Times New Roman" w:cs="Times New Roman" w:eastAsia="Times New Roman" w:hAnsi="Times New Roman"/>
+            <w:color w:val="0563C1"/>
+            <w:sz w:val="28"/>
+            <w:szCs w:val="28"/>
+            <w:u w:val="single"/>
+          </w:rPr>
+          <w:t xml:space="preserve">https://fanot.github.io/tenderai/</w:t>
+        </w:r>
+      </w:hyperlink>
+      <w:r>
+        <w:rPr>
+          <w:rFonts w:ascii="Times New Roman" w:cs="Times New Roman" w:eastAsia="Times New Roman" w:hAnsi="Times New Roman"/>
+          <w:sz w:val="28"/>
+          <w:szCs w:val="28"/>
+        </w:rPr>
+        <w:t xml:space="preserve"> и не требует расходов на хостинг. Публикация автоматизирована: изменения в основной ветке репозитория проекта инициируют сборку и обновление сайта без ручных операций. Вёрстка адаптивна и корректно отображается на мобильных устройствах.</w:t>
+      </w:r>
+    </w:p>
+    <w:p>
+      <w:pPr>
+        <w:spacing w:after="0" w:line="360"/>
+        <w:ind w:firstLine="708"/>
+        <w:jc w:val="both"/>
+      </w:pPr>
+      <w:r>
+        <w:rPr>
+          <w:rFonts w:ascii="Times New Roman" w:cs="Times New Roman" w:eastAsia="Times New Roman" w:hAnsi="Times New Roman"/>
+          <w:sz w:val="28"/>
+          <w:szCs w:val="28"/>
+        </w:rPr>
+        <w:t xml:space="preserve">Адреса ресурсов проекта: сайт стартап-проекта — </w:t>
+      </w:r>
+      <w:hyperlink w:history="1" r:id="rId3qqu0qxboe-lmcgzv589b">
+        <w:r>
+          <w:rPr>
+            <w:rStyle w:val="Hyperlink"/>
+            <w:rFonts w:ascii="Times New Roman" w:cs="Times New Roman" w:eastAsia="Times New Roman" w:hAnsi="Times New Roman"/>
+            <w:color w:val="0563C1"/>
+            <w:sz w:val="28"/>
+            <w:szCs w:val="28"/>
+            <w:u w:val="single"/>
+          </w:rPr>
+          <w:t xml:space="preserve">https://fanot.github.io/tenderai/</w:t>
+        </w:r>
+      </w:hyperlink>
+      <w:r>
+        <w:rPr>
+          <w:rFonts w:ascii="Times New Roman" w:cs="Times New Roman" w:eastAsia="Times New Roman" w:hAnsi="Times New Roman"/>
+          <w:sz w:val="28"/>
+          <w:szCs w:val="28"/>
+        </w:rPr>
+        <w:t xml:space="preserve">; демонстрационная версия сервиса — </w:t>
+      </w:r>
+      <w:hyperlink w:history="1" r:id="rIdfikbh4sif01kx6xx1kwly">
+        <w:r>
+          <w:rPr>
+            <w:rStyle w:val="Hyperlink"/>
+            <w:rFonts w:ascii="Times New Roman" w:cs="Times New Roman" w:eastAsia="Times New Roman" w:hAnsi="Times New Roman"/>
+            <w:color w:val="0563C1"/>
+            <w:sz w:val="28"/>
+            <w:szCs w:val="28"/>
+            <w:u w:val="single"/>
+          </w:rPr>
+          <w:t xml:space="preserve">https://fanot.github.io/tenderai/demo.html</w:t>
+        </w:r>
+      </w:hyperlink>
+      <w:r>
+        <w:rPr>
+          <w:rFonts w:ascii="Times New Roman" w:cs="Times New Roman" w:eastAsia="Times New Roman" w:hAnsi="Times New Roman"/>
+          <w:sz w:val="28"/>
+          <w:szCs w:val="28"/>
+        </w:rPr>
+        <w:t xml:space="preserve">; репозиторий исходного кода — </w:t>
+      </w:r>
+      <w:hyperlink w:history="1" r:id="rIdwwy9pqbwiiviqac5ovaoh">
+        <w:r>
+          <w:rPr>
+            <w:rStyle w:val="Hyperlink"/>
+            <w:rFonts w:ascii="Times New Roman" w:cs="Times New Roman" w:eastAsia="Times New Roman" w:hAnsi="Times New Roman"/>
+            <w:color w:val="0563C1"/>
+            <w:sz w:val="28"/>
+            <w:szCs w:val="28"/>
+            <w:u w:val="single"/>
+          </w:rPr>
+          <w:t xml:space="preserve">https://github.com/fanot/tenderai</w:t>
+        </w:r>
+      </w:hyperlink>
+      <w:r>
+        <w:rPr>
+          <w:rFonts w:ascii="Times New Roman" w:cs="Times New Roman" w:eastAsia="Times New Roman" w:hAnsi="Times New Roman"/>
+          <w:sz w:val="28"/>
+          <w:szCs w:val="28"/>
+        </w:rPr>
+        <w:t xml:space="preserve">.</w:t>
       </w:r>
     </w:p>
     <w:p>
@@ -7207,7 +7373,7 @@
           <w:sz w:val="28"/>
           <w:szCs w:val="28"/>
         </w:rPr>
-        <w:t xml:space="preserve">Работа выполнена в полном объёме. Создан и опубликован в сети Интернет сайт стартап-проекта со сведениями о продукте, рынке, дорожной карте, команде и партнёрах, а также с интерактивной демонстрационной версией сервиса.</w:t>
+        <w:t xml:space="preserve">Работа выполнена в полном объёме. Создан и опубликован в сети Интернет сайт стартап-проекта с интерактивной демонстрационной версией сервиса.</w:t>
       </w:r>
     </w:p>
     <w:p>

--- a/dist/Отчет_заключительный_TenderAI.docx
+++ b/dist/Отчет_заключительный_TenderAI.docx
@@ -4,7 +4,6 @@
   <w:body>
     <w:p>
       <w:pPr>
-        <w:pStyle w:val="Heading1"/>
         <w:spacing w:after="200" w:line="300"/>
         <w:jc w:val="center"/>
       </w:pPr>
@@ -31,7 +30,7 @@
           <w:sz w:val="28"/>
           <w:szCs w:val="28"/>
         </w:rPr>
-        <w:t xml:space="preserve">Отчёт 16 с., 5 рис., 7 табл., 13 источников.</w:t>
+        <w:t xml:space="preserve">Отчёт 20 с., 5 рис., 7 табл., 13 источников.</w:t>
       </w:r>
     </w:p>
     <w:p>
@@ -128,7 +127,6 @@
     </w:p>
     <w:p>
       <w:pPr>
-        <w:pStyle w:val="Heading1"/>
         <w:pageBreakBefore/>
         <w:spacing w:after="200" w:line="300"/>
         <w:jc w:val="center"/>
@@ -144,890 +142,25 @@
         <w:t xml:space="preserve">СОДЕРЖАНИЕ</w:t>
       </w:r>
     </w:p>
-    <w:p>
-      <w:pPr>
-        <w:tabs>
-          <w:tab w:val="right" w:pos="9355" w:leader="dot"/>
-        </w:tabs>
-        <w:spacing w:line="300"/>
-        <w:ind w:left="0"/>
-        <w:jc w:val="left"/>
-      </w:pPr>
-      <w:r>
-        <w:rPr>
-          <w:rFonts w:ascii="Times New Roman" w:cs="Times New Roman" w:eastAsia="Times New Roman" w:hAnsi="Times New Roman"/>
-          <w:sz w:val="26"/>
-          <w:szCs w:val="26"/>
-        </w:rPr>
-        <w:t xml:space="preserve">ВВЕДЕНИЕ</w:t>
-      </w:r>
-      <w:r>
-        <w:rPr>
-          <w:rFonts w:ascii="Times New Roman" w:cs="Times New Roman" w:eastAsia="Times New Roman" w:hAnsi="Times New Roman"/>
-          <w:sz w:val="26"/>
-          <w:szCs w:val="26"/>
-        </w:rPr>
-        <w:tab/>
-      </w:r>
-      <w:r>
-        <w:rPr>
-          <w:rFonts w:ascii="Times New Roman" w:cs="Times New Roman" w:eastAsia="Times New Roman" w:hAnsi="Times New Roman"/>
-          <w:sz w:val="26"/>
-          <w:szCs w:val="26"/>
-        </w:rPr>
-        <w:t xml:space="preserve">4</w:t>
-      </w:r>
-    </w:p>
-    <w:p>
-      <w:pPr>
-        <w:tabs>
-          <w:tab w:val="right" w:pos="9355" w:leader="dot"/>
-        </w:tabs>
-        <w:spacing w:line="300"/>
-        <w:ind w:left="0"/>
-        <w:jc w:val="left"/>
-      </w:pPr>
-      <w:r>
-        <w:rPr>
-          <w:rFonts w:ascii="Times New Roman" w:cs="Times New Roman" w:eastAsia="Times New Roman" w:hAnsi="Times New Roman"/>
-          <w:sz w:val="26"/>
-          <w:szCs w:val="26"/>
-        </w:rPr>
-        <w:t xml:space="preserve">1 Разработка прототипа дизайна для веб-сервиса по поиску тендеров</w:t>
-      </w:r>
-      <w:r>
-        <w:rPr>
-          <w:rFonts w:ascii="Times New Roman" w:cs="Times New Roman" w:eastAsia="Times New Roman" w:hAnsi="Times New Roman"/>
-          <w:sz w:val="26"/>
-          <w:szCs w:val="26"/>
-        </w:rPr>
-        <w:tab/>
-      </w:r>
-      <w:r>
-        <w:rPr>
-          <w:rFonts w:ascii="Times New Roman" w:cs="Times New Roman" w:eastAsia="Times New Roman" w:hAnsi="Times New Roman"/>
-          <w:sz w:val="26"/>
-          <w:szCs w:val="26"/>
-        </w:rPr>
-        <w:t xml:space="preserve">5</w:t>
-      </w:r>
-    </w:p>
-    <w:p>
-      <w:pPr>
-        <w:tabs>
-          <w:tab w:val="right" w:pos="9355" w:leader="dot"/>
-        </w:tabs>
-        <w:spacing w:line="300"/>
-        <w:ind w:left="708"/>
-        <w:jc w:val="left"/>
-      </w:pPr>
-      <w:r>
-        <w:rPr>
-          <w:rFonts w:ascii="Times New Roman" w:cs="Times New Roman" w:eastAsia="Times New Roman" w:hAnsi="Times New Roman"/>
-          <w:sz w:val="26"/>
-          <w:szCs w:val="26"/>
-        </w:rPr>
-        <w:t xml:space="preserve">1.1 Пользовательские сценарии и структура интерфейса</w:t>
-      </w:r>
-      <w:r>
-        <w:rPr>
-          <w:rFonts w:ascii="Times New Roman" w:cs="Times New Roman" w:eastAsia="Times New Roman" w:hAnsi="Times New Roman"/>
-          <w:sz w:val="26"/>
-          <w:szCs w:val="26"/>
-        </w:rPr>
-        <w:tab/>
-      </w:r>
-      <w:r>
-        <w:rPr>
-          <w:rFonts w:ascii="Times New Roman" w:cs="Times New Roman" w:eastAsia="Times New Roman" w:hAnsi="Times New Roman"/>
-          <w:sz w:val="26"/>
-          <w:szCs w:val="26"/>
-        </w:rPr>
-        <w:t xml:space="preserve">5</w:t>
-      </w:r>
-    </w:p>
-    <w:p>
-      <w:pPr>
-        <w:tabs>
-          <w:tab w:val="right" w:pos="9355" w:leader="dot"/>
-        </w:tabs>
-        <w:spacing w:line="300"/>
-        <w:ind w:left="708"/>
-        <w:jc w:val="left"/>
-      </w:pPr>
-      <w:r>
-        <w:rPr>
-          <w:rFonts w:ascii="Times New Roman" w:cs="Times New Roman" w:eastAsia="Times New Roman" w:hAnsi="Times New Roman"/>
-          <w:sz w:val="26"/>
-          <w:szCs w:val="26"/>
-        </w:rPr>
-        <w:t xml:space="preserve">1.2 Экраны прототипа</w:t>
-      </w:r>
-      <w:r>
-        <w:rPr>
-          <w:rFonts w:ascii="Times New Roman" w:cs="Times New Roman" w:eastAsia="Times New Roman" w:hAnsi="Times New Roman"/>
-          <w:sz w:val="26"/>
-          <w:szCs w:val="26"/>
-        </w:rPr>
-        <w:tab/>
-      </w:r>
-      <w:r>
-        <w:rPr>
-          <w:rFonts w:ascii="Times New Roman" w:cs="Times New Roman" w:eastAsia="Times New Roman" w:hAnsi="Times New Roman"/>
-          <w:sz w:val="26"/>
-          <w:szCs w:val="26"/>
-        </w:rPr>
-        <w:t xml:space="preserve">5</w:t>
-      </w:r>
-    </w:p>
-    <w:p>
-      <w:pPr>
-        <w:tabs>
-          <w:tab w:val="right" w:pos="9355" w:leader="dot"/>
-        </w:tabs>
-        <w:spacing w:line="300"/>
-        <w:ind w:left="708"/>
-        <w:jc w:val="left"/>
-      </w:pPr>
-      <w:r>
-        <w:rPr>
-          <w:rFonts w:ascii="Times New Roman" w:cs="Times New Roman" w:eastAsia="Times New Roman" w:hAnsi="Times New Roman"/>
-          <w:sz w:val="26"/>
-          <w:szCs w:val="26"/>
-        </w:rPr>
-        <w:t xml:space="preserve">1.3 Результат работы</w:t>
-      </w:r>
-      <w:r>
-        <w:rPr>
-          <w:rFonts w:ascii="Times New Roman" w:cs="Times New Roman" w:eastAsia="Times New Roman" w:hAnsi="Times New Roman"/>
-          <w:sz w:val="26"/>
-          <w:szCs w:val="26"/>
-        </w:rPr>
-        <w:tab/>
-      </w:r>
-      <w:r>
-        <w:rPr>
-          <w:rFonts w:ascii="Times New Roman" w:cs="Times New Roman" w:eastAsia="Times New Roman" w:hAnsi="Times New Roman"/>
-          <w:sz w:val="26"/>
-          <w:szCs w:val="26"/>
-        </w:rPr>
-        <w:t xml:space="preserve">5</w:t>
-      </w:r>
-    </w:p>
-    <w:p>
-      <w:pPr>
-        <w:tabs>
-          <w:tab w:val="right" w:pos="9355" w:leader="dot"/>
-        </w:tabs>
-        <w:spacing w:line="300"/>
-        <w:ind w:left="0"/>
-        <w:jc w:val="left"/>
-      </w:pPr>
-      <w:r>
-        <w:rPr>
-          <w:rFonts w:ascii="Times New Roman" w:cs="Times New Roman" w:eastAsia="Times New Roman" w:hAnsi="Times New Roman"/>
-          <w:sz w:val="26"/>
-          <w:szCs w:val="26"/>
-        </w:rPr>
-        <w:t xml:space="preserve">2 Разработка прототипа RAG-ассистента для веб-сервиса по поиску тендеров</w:t>
-      </w:r>
-      <w:r>
-        <w:rPr>
-          <w:rFonts w:ascii="Times New Roman" w:cs="Times New Roman" w:eastAsia="Times New Roman" w:hAnsi="Times New Roman"/>
-          <w:sz w:val="26"/>
-          <w:szCs w:val="26"/>
-        </w:rPr>
-        <w:tab/>
-      </w:r>
-      <w:r>
-        <w:rPr>
-          <w:rFonts w:ascii="Times New Roman" w:cs="Times New Roman" w:eastAsia="Times New Roman" w:hAnsi="Times New Roman"/>
-          <w:sz w:val="26"/>
-          <w:szCs w:val="26"/>
-        </w:rPr>
-        <w:t xml:space="preserve">6</w:t>
-      </w:r>
-    </w:p>
-    <w:p>
-      <w:pPr>
-        <w:tabs>
-          <w:tab w:val="right" w:pos="9355" w:leader="dot"/>
-        </w:tabs>
-        <w:spacing w:line="300"/>
-        <w:ind w:left="708"/>
-        <w:jc w:val="left"/>
-      </w:pPr>
-      <w:r>
-        <w:rPr>
-          <w:rFonts w:ascii="Times New Roman" w:cs="Times New Roman" w:eastAsia="Times New Roman" w:hAnsi="Times New Roman"/>
-          <w:sz w:val="26"/>
-          <w:szCs w:val="26"/>
-        </w:rPr>
-        <w:t xml:space="preserve">2.1 Архитектура конвейера обработки запроса</w:t>
-      </w:r>
-      <w:r>
-        <w:rPr>
-          <w:rFonts w:ascii="Times New Roman" w:cs="Times New Roman" w:eastAsia="Times New Roman" w:hAnsi="Times New Roman"/>
-          <w:sz w:val="26"/>
-          <w:szCs w:val="26"/>
-        </w:rPr>
-        <w:tab/>
-      </w:r>
-      <w:r>
-        <w:rPr>
-          <w:rFonts w:ascii="Times New Roman" w:cs="Times New Roman" w:eastAsia="Times New Roman" w:hAnsi="Times New Roman"/>
-          <w:sz w:val="26"/>
-          <w:szCs w:val="26"/>
-        </w:rPr>
-        <w:t xml:space="preserve">6</w:t>
-      </w:r>
-    </w:p>
-    <w:p>
-      <w:pPr>
-        <w:tabs>
-          <w:tab w:val="right" w:pos="9355" w:leader="dot"/>
-        </w:tabs>
-        <w:spacing w:line="300"/>
-        <w:ind w:left="708"/>
-        <w:jc w:val="left"/>
-      </w:pPr>
-      <w:r>
-        <w:rPr>
-          <w:rFonts w:ascii="Times New Roman" w:cs="Times New Roman" w:eastAsia="Times New Roman" w:hAnsi="Times New Roman"/>
-          <w:sz w:val="26"/>
-          <w:szCs w:val="26"/>
-        </w:rPr>
-        <w:t xml:space="preserve">2.2 Разбор запроса и гибридный поиск</w:t>
-      </w:r>
-      <w:r>
-        <w:rPr>
-          <w:rFonts w:ascii="Times New Roman" w:cs="Times New Roman" w:eastAsia="Times New Roman" w:hAnsi="Times New Roman"/>
-          <w:sz w:val="26"/>
-          <w:szCs w:val="26"/>
-        </w:rPr>
-        <w:tab/>
-      </w:r>
-      <w:r>
-        <w:rPr>
-          <w:rFonts w:ascii="Times New Roman" w:cs="Times New Roman" w:eastAsia="Times New Roman" w:hAnsi="Times New Roman"/>
-          <w:sz w:val="26"/>
-          <w:szCs w:val="26"/>
-        </w:rPr>
-        <w:t xml:space="preserve">6</w:t>
-      </w:r>
-    </w:p>
-    <w:p>
-      <w:pPr>
-        <w:tabs>
-          <w:tab w:val="right" w:pos="9355" w:leader="dot"/>
-        </w:tabs>
-        <w:spacing w:line="300"/>
-        <w:ind w:left="708"/>
-        <w:jc w:val="left"/>
-      </w:pPr>
-      <w:r>
-        <w:rPr>
-          <w:rFonts w:ascii="Times New Roman" w:cs="Times New Roman" w:eastAsia="Times New Roman" w:hAnsi="Times New Roman"/>
-          <w:sz w:val="26"/>
-          <w:szCs w:val="26"/>
-        </w:rPr>
-        <w:t xml:space="preserve">2.3 Формирование ответа и контроль достоверности</w:t>
-      </w:r>
-      <w:r>
-        <w:rPr>
-          <w:rFonts w:ascii="Times New Roman" w:cs="Times New Roman" w:eastAsia="Times New Roman" w:hAnsi="Times New Roman"/>
-          <w:sz w:val="26"/>
-          <w:szCs w:val="26"/>
-        </w:rPr>
-        <w:tab/>
-      </w:r>
-      <w:r>
-        <w:rPr>
-          <w:rFonts w:ascii="Times New Roman" w:cs="Times New Roman" w:eastAsia="Times New Roman" w:hAnsi="Times New Roman"/>
-          <w:sz w:val="26"/>
-          <w:szCs w:val="26"/>
-        </w:rPr>
-        <w:t xml:space="preserve">7</w:t>
-      </w:r>
-    </w:p>
-    <w:p>
-      <w:pPr>
-        <w:tabs>
-          <w:tab w:val="right" w:pos="9355" w:leader="dot"/>
-        </w:tabs>
-        <w:spacing w:line="300"/>
-        <w:ind w:left="708"/>
-        <w:jc w:val="left"/>
-      </w:pPr>
-      <w:r>
-        <w:rPr>
-          <w:rFonts w:ascii="Times New Roman" w:cs="Times New Roman" w:eastAsia="Times New Roman" w:hAnsi="Times New Roman"/>
-          <w:sz w:val="26"/>
-          <w:szCs w:val="26"/>
-        </w:rPr>
-        <w:t xml:space="preserve">2.4 Результат работы</w:t>
-      </w:r>
-      <w:r>
-        <w:rPr>
-          <w:rFonts w:ascii="Times New Roman" w:cs="Times New Roman" w:eastAsia="Times New Roman" w:hAnsi="Times New Roman"/>
-          <w:sz w:val="26"/>
-          <w:szCs w:val="26"/>
-        </w:rPr>
-        <w:tab/>
-      </w:r>
-      <w:r>
-        <w:rPr>
-          <w:rFonts w:ascii="Times New Roman" w:cs="Times New Roman" w:eastAsia="Times New Roman" w:hAnsi="Times New Roman"/>
-          <w:sz w:val="26"/>
-          <w:szCs w:val="26"/>
-        </w:rPr>
-        <w:t xml:space="preserve">8</w:t>
-      </w:r>
-    </w:p>
-    <w:p>
-      <w:pPr>
-        <w:tabs>
-          <w:tab w:val="right" w:pos="9355" w:leader="dot"/>
-        </w:tabs>
-        <w:spacing w:line="300"/>
-        <w:ind w:left="0"/>
-        <w:jc w:val="left"/>
-      </w:pPr>
-      <w:r>
-        <w:rPr>
-          <w:rFonts w:ascii="Times New Roman" w:cs="Times New Roman" w:eastAsia="Times New Roman" w:hAnsi="Times New Roman"/>
-          <w:sz w:val="26"/>
-          <w:szCs w:val="26"/>
-        </w:rPr>
-        <w:t xml:space="preserve">3 Разработка прототипа frontend и backend модулей веб-сервиса</w:t>
-      </w:r>
-      <w:r>
-        <w:rPr>
-          <w:rFonts w:ascii="Times New Roman" w:cs="Times New Roman" w:eastAsia="Times New Roman" w:hAnsi="Times New Roman"/>
-          <w:sz w:val="26"/>
-          <w:szCs w:val="26"/>
-        </w:rPr>
-        <w:tab/>
-      </w:r>
-      <w:r>
-        <w:rPr>
-          <w:rFonts w:ascii="Times New Roman" w:cs="Times New Roman" w:eastAsia="Times New Roman" w:hAnsi="Times New Roman"/>
-          <w:sz w:val="26"/>
-          <w:szCs w:val="26"/>
-        </w:rPr>
-        <w:t xml:space="preserve">9</w:t>
-      </w:r>
-    </w:p>
-    <w:p>
-      <w:pPr>
-        <w:tabs>
-          <w:tab w:val="right" w:pos="9355" w:leader="dot"/>
-        </w:tabs>
-        <w:spacing w:line="300"/>
-        <w:ind w:left="708"/>
-        <w:jc w:val="left"/>
-      </w:pPr>
-      <w:r>
-        <w:rPr>
-          <w:rFonts w:ascii="Times New Roman" w:cs="Times New Roman" w:eastAsia="Times New Roman" w:hAnsi="Times New Roman"/>
-          <w:sz w:val="26"/>
-          <w:szCs w:val="26"/>
-        </w:rPr>
-        <w:t xml:space="preserve">3.1 Архитектура и состав программных модулей</w:t>
-      </w:r>
-      <w:r>
-        <w:rPr>
-          <w:rFonts w:ascii="Times New Roman" w:cs="Times New Roman" w:eastAsia="Times New Roman" w:hAnsi="Times New Roman"/>
-          <w:sz w:val="26"/>
-          <w:szCs w:val="26"/>
-        </w:rPr>
-        <w:tab/>
-      </w:r>
-      <w:r>
-        <w:rPr>
-          <w:rFonts w:ascii="Times New Roman" w:cs="Times New Roman" w:eastAsia="Times New Roman" w:hAnsi="Times New Roman"/>
-          <w:sz w:val="26"/>
-          <w:szCs w:val="26"/>
-        </w:rPr>
-        <w:t xml:space="preserve">9</w:t>
-      </w:r>
-    </w:p>
-    <w:p>
-      <w:pPr>
-        <w:tabs>
-          <w:tab w:val="right" w:pos="9355" w:leader="dot"/>
-        </w:tabs>
-        <w:spacing w:line="300"/>
-        <w:ind w:left="708"/>
-        <w:jc w:val="left"/>
-      </w:pPr>
-      <w:r>
-        <w:rPr>
-          <w:rFonts w:ascii="Times New Roman" w:cs="Times New Roman" w:eastAsia="Times New Roman" w:hAnsi="Times New Roman"/>
-          <w:sz w:val="26"/>
-          <w:szCs w:val="26"/>
-        </w:rPr>
-        <w:t xml:space="preserve">3.2 Модель данных и источник закупок</w:t>
-      </w:r>
-      <w:r>
-        <w:rPr>
-          <w:rFonts w:ascii="Times New Roman" w:cs="Times New Roman" w:eastAsia="Times New Roman" w:hAnsi="Times New Roman"/>
-          <w:sz w:val="26"/>
-          <w:szCs w:val="26"/>
-        </w:rPr>
-        <w:tab/>
-      </w:r>
-      <w:r>
-        <w:rPr>
-          <w:rFonts w:ascii="Times New Roman" w:cs="Times New Roman" w:eastAsia="Times New Roman" w:hAnsi="Times New Roman"/>
-          <w:sz w:val="26"/>
-          <w:szCs w:val="26"/>
-        </w:rPr>
-        <w:t xml:space="preserve">9</w:t>
-      </w:r>
-    </w:p>
-    <w:p>
-      <w:pPr>
-        <w:tabs>
-          <w:tab w:val="right" w:pos="9355" w:leader="dot"/>
-        </w:tabs>
-        <w:spacing w:line="300"/>
-        <w:ind w:left="708"/>
-        <w:jc w:val="left"/>
-      </w:pPr>
-      <w:r>
-        <w:rPr>
-          <w:rFonts w:ascii="Times New Roman" w:cs="Times New Roman" w:eastAsia="Times New Roman" w:hAnsi="Times New Roman"/>
-          <w:sz w:val="26"/>
-          <w:szCs w:val="26"/>
-        </w:rPr>
-        <w:t xml:space="preserve">3.3 Результат работы</w:t>
-      </w:r>
-      <w:r>
-        <w:rPr>
-          <w:rFonts w:ascii="Times New Roman" w:cs="Times New Roman" w:eastAsia="Times New Roman" w:hAnsi="Times New Roman"/>
-          <w:sz w:val="26"/>
-          <w:szCs w:val="26"/>
-        </w:rPr>
-        <w:tab/>
-      </w:r>
-      <w:r>
-        <w:rPr>
-          <w:rFonts w:ascii="Times New Roman" w:cs="Times New Roman" w:eastAsia="Times New Roman" w:hAnsi="Times New Roman"/>
-          <w:sz w:val="26"/>
-          <w:szCs w:val="26"/>
-        </w:rPr>
-        <w:t xml:space="preserve">10</w:t>
-      </w:r>
-    </w:p>
-    <w:p>
-      <w:pPr>
-        <w:tabs>
-          <w:tab w:val="right" w:pos="9355" w:leader="dot"/>
-        </w:tabs>
-        <w:spacing w:line="300"/>
-        <w:ind w:left="0"/>
-        <w:jc w:val="left"/>
-      </w:pPr>
-      <w:r>
-        <w:rPr>
-          <w:rFonts w:ascii="Times New Roman" w:cs="Times New Roman" w:eastAsia="Times New Roman" w:hAnsi="Times New Roman"/>
-          <w:sz w:val="26"/>
-          <w:szCs w:val="26"/>
-        </w:rPr>
-        <w:t xml:space="preserve">4 Тестирование веб-сервиса на работоспособность</w:t>
-      </w:r>
-      <w:r>
-        <w:rPr>
-          <w:rFonts w:ascii="Times New Roman" w:cs="Times New Roman" w:eastAsia="Times New Roman" w:hAnsi="Times New Roman"/>
-          <w:sz w:val="26"/>
-          <w:szCs w:val="26"/>
-        </w:rPr>
-        <w:tab/>
-      </w:r>
-      <w:r>
-        <w:rPr>
-          <w:rFonts w:ascii="Times New Roman" w:cs="Times New Roman" w:eastAsia="Times New Roman" w:hAnsi="Times New Roman"/>
-          <w:sz w:val="26"/>
-          <w:szCs w:val="26"/>
-        </w:rPr>
-        <w:t xml:space="preserve">11</w:t>
-      </w:r>
-    </w:p>
-    <w:p>
-      <w:pPr>
-        <w:tabs>
-          <w:tab w:val="right" w:pos="9355" w:leader="dot"/>
-        </w:tabs>
-        <w:spacing w:line="300"/>
-        <w:ind w:left="708"/>
-        <w:jc w:val="left"/>
-      </w:pPr>
-      <w:r>
-        <w:rPr>
-          <w:rFonts w:ascii="Times New Roman" w:cs="Times New Roman" w:eastAsia="Times New Roman" w:hAnsi="Times New Roman"/>
-          <w:sz w:val="26"/>
-          <w:szCs w:val="26"/>
-        </w:rPr>
-        <w:t xml:space="preserve">4.1 Методика тестирования и сводные результаты</w:t>
-      </w:r>
-      <w:r>
-        <w:rPr>
-          <w:rFonts w:ascii="Times New Roman" w:cs="Times New Roman" w:eastAsia="Times New Roman" w:hAnsi="Times New Roman"/>
-          <w:sz w:val="26"/>
-          <w:szCs w:val="26"/>
-        </w:rPr>
-        <w:tab/>
-      </w:r>
-      <w:r>
-        <w:rPr>
-          <w:rFonts w:ascii="Times New Roman" w:cs="Times New Roman" w:eastAsia="Times New Roman" w:hAnsi="Times New Roman"/>
-          <w:sz w:val="26"/>
-          <w:szCs w:val="26"/>
-        </w:rPr>
-        <w:t xml:space="preserve">11</w:t>
-      </w:r>
-    </w:p>
-    <w:p>
-      <w:pPr>
-        <w:tabs>
-          <w:tab w:val="right" w:pos="9355" w:leader="dot"/>
-        </w:tabs>
-        <w:spacing w:line="300"/>
-        <w:ind w:left="708"/>
-        <w:jc w:val="left"/>
-      </w:pPr>
-      <w:r>
-        <w:rPr>
-          <w:rFonts w:ascii="Times New Roman" w:cs="Times New Roman" w:eastAsia="Times New Roman" w:hAnsi="Times New Roman"/>
-          <w:sz w:val="26"/>
-          <w:szCs w:val="26"/>
-        </w:rPr>
-        <w:t xml:space="preserve">4.2 Оценка качества поиска</w:t>
-      </w:r>
-      <w:r>
-        <w:rPr>
-          <w:rFonts w:ascii="Times New Roman" w:cs="Times New Roman" w:eastAsia="Times New Roman" w:hAnsi="Times New Roman"/>
-          <w:sz w:val="26"/>
-          <w:szCs w:val="26"/>
-        </w:rPr>
-        <w:tab/>
-      </w:r>
-      <w:r>
-        <w:rPr>
-          <w:rFonts w:ascii="Times New Roman" w:cs="Times New Roman" w:eastAsia="Times New Roman" w:hAnsi="Times New Roman"/>
-          <w:sz w:val="26"/>
-          <w:szCs w:val="26"/>
-        </w:rPr>
-        <w:t xml:space="preserve">11</w:t>
-      </w:r>
-    </w:p>
-    <w:p>
-      <w:pPr>
-        <w:tabs>
-          <w:tab w:val="right" w:pos="9355" w:leader="dot"/>
-        </w:tabs>
-        <w:spacing w:line="300"/>
-        <w:ind w:left="708"/>
-        <w:jc w:val="left"/>
-      </w:pPr>
-      <w:r>
-        <w:rPr>
-          <w:rFonts w:ascii="Times New Roman" w:cs="Times New Roman" w:eastAsia="Times New Roman" w:hAnsi="Times New Roman"/>
-          <w:sz w:val="26"/>
-          <w:szCs w:val="26"/>
-        </w:rPr>
-        <w:t xml:space="preserve">4.3 Производительность и режимы деградации</w:t>
-      </w:r>
-      <w:r>
-        <w:rPr>
-          <w:rFonts w:ascii="Times New Roman" w:cs="Times New Roman" w:eastAsia="Times New Roman" w:hAnsi="Times New Roman"/>
-          <w:sz w:val="26"/>
-          <w:szCs w:val="26"/>
-        </w:rPr>
-        <w:tab/>
-      </w:r>
-      <w:r>
-        <w:rPr>
-          <w:rFonts w:ascii="Times New Roman" w:cs="Times New Roman" w:eastAsia="Times New Roman" w:hAnsi="Times New Roman"/>
-          <w:sz w:val="26"/>
-          <w:szCs w:val="26"/>
-        </w:rPr>
-        <w:t xml:space="preserve">12</w:t>
-      </w:r>
-    </w:p>
-    <w:p>
-      <w:pPr>
-        <w:tabs>
-          <w:tab w:val="right" w:pos="9355" w:leader="dot"/>
-        </w:tabs>
-        <w:spacing w:line="300"/>
-        <w:ind w:left="708"/>
-        <w:jc w:val="left"/>
-      </w:pPr>
-      <w:r>
-        <w:rPr>
-          <w:rFonts w:ascii="Times New Roman" w:cs="Times New Roman" w:eastAsia="Times New Roman" w:hAnsi="Times New Roman"/>
-          <w:sz w:val="26"/>
-          <w:szCs w:val="26"/>
-        </w:rPr>
-        <w:t xml:space="preserve">4.4 Выявленные и устранённые дефекты</w:t>
-      </w:r>
-      <w:r>
-        <w:rPr>
-          <w:rFonts w:ascii="Times New Roman" w:cs="Times New Roman" w:eastAsia="Times New Roman" w:hAnsi="Times New Roman"/>
-          <w:sz w:val="26"/>
-          <w:szCs w:val="26"/>
-        </w:rPr>
-        <w:tab/>
-      </w:r>
-      <w:r>
-        <w:rPr>
-          <w:rFonts w:ascii="Times New Roman" w:cs="Times New Roman" w:eastAsia="Times New Roman" w:hAnsi="Times New Roman"/>
-          <w:sz w:val="26"/>
-          <w:szCs w:val="26"/>
-        </w:rPr>
-        <w:t xml:space="preserve">12</w:t>
-      </w:r>
-    </w:p>
-    <w:p>
-      <w:pPr>
-        <w:tabs>
-          <w:tab w:val="right" w:pos="9355" w:leader="dot"/>
-        </w:tabs>
-        <w:spacing w:line="300"/>
-        <w:ind w:left="708"/>
-        <w:jc w:val="left"/>
-      </w:pPr>
-      <w:r>
-        <w:rPr>
-          <w:rFonts w:ascii="Times New Roman" w:cs="Times New Roman" w:eastAsia="Times New Roman" w:hAnsi="Times New Roman"/>
-          <w:sz w:val="26"/>
-          <w:szCs w:val="26"/>
-        </w:rPr>
-        <w:t xml:space="preserve">4.5 Результат работы</w:t>
-      </w:r>
-      <w:r>
-        <w:rPr>
-          <w:rFonts w:ascii="Times New Roman" w:cs="Times New Roman" w:eastAsia="Times New Roman" w:hAnsi="Times New Roman"/>
-          <w:sz w:val="26"/>
-          <w:szCs w:val="26"/>
-        </w:rPr>
-        <w:tab/>
-      </w:r>
-      <w:r>
-        <w:rPr>
-          <w:rFonts w:ascii="Times New Roman" w:cs="Times New Roman" w:eastAsia="Times New Roman" w:hAnsi="Times New Roman"/>
-          <w:sz w:val="26"/>
-          <w:szCs w:val="26"/>
-        </w:rPr>
-        <w:t xml:space="preserve">12</w:t>
-      </w:r>
-    </w:p>
-    <w:p>
-      <w:pPr>
-        <w:tabs>
-          <w:tab w:val="right" w:pos="9355" w:leader="dot"/>
-        </w:tabs>
-        <w:spacing w:line="300"/>
-        <w:ind w:left="0"/>
-        <w:jc w:val="left"/>
-      </w:pPr>
-      <w:r>
-        <w:rPr>
-          <w:rFonts w:ascii="Times New Roman" w:cs="Times New Roman" w:eastAsia="Times New Roman" w:hAnsi="Times New Roman"/>
-          <w:sz w:val="26"/>
-          <w:szCs w:val="26"/>
-        </w:rPr>
-        <w:t xml:space="preserve">5 Создание сайта стартап-проекта</w:t>
-      </w:r>
-      <w:r>
-        <w:rPr>
-          <w:rFonts w:ascii="Times New Roman" w:cs="Times New Roman" w:eastAsia="Times New Roman" w:hAnsi="Times New Roman"/>
-          <w:sz w:val="26"/>
-          <w:szCs w:val="26"/>
-        </w:rPr>
-        <w:tab/>
-      </w:r>
-      <w:r>
-        <w:rPr>
-          <w:rFonts w:ascii="Times New Roman" w:cs="Times New Roman" w:eastAsia="Times New Roman" w:hAnsi="Times New Roman"/>
-          <w:sz w:val="26"/>
-          <w:szCs w:val="26"/>
-        </w:rPr>
-        <w:t xml:space="preserve">13</w:t>
-      </w:r>
-    </w:p>
-    <w:p>
-      <w:pPr>
-        <w:tabs>
-          <w:tab w:val="right" w:pos="9355" w:leader="dot"/>
-        </w:tabs>
-        <w:spacing w:line="300"/>
-        <w:ind w:left="708"/>
-        <w:jc w:val="left"/>
-      </w:pPr>
-      <w:r>
-        <w:rPr>
-          <w:rFonts w:ascii="Times New Roman" w:cs="Times New Roman" w:eastAsia="Times New Roman" w:hAnsi="Times New Roman"/>
-          <w:sz w:val="26"/>
-          <w:szCs w:val="26"/>
-        </w:rPr>
-        <w:t xml:space="preserve">5.1 Требования, структура и содержание сайта</w:t>
-      </w:r>
-      <w:r>
-        <w:rPr>
-          <w:rFonts w:ascii="Times New Roman" w:cs="Times New Roman" w:eastAsia="Times New Roman" w:hAnsi="Times New Roman"/>
-          <w:sz w:val="26"/>
-          <w:szCs w:val="26"/>
-        </w:rPr>
-        <w:tab/>
-      </w:r>
-      <w:r>
-        <w:rPr>
-          <w:rFonts w:ascii="Times New Roman" w:cs="Times New Roman" w:eastAsia="Times New Roman" w:hAnsi="Times New Roman"/>
-          <w:sz w:val="26"/>
-          <w:szCs w:val="26"/>
-        </w:rPr>
-        <w:t xml:space="preserve">13</w:t>
-      </w:r>
-    </w:p>
-    <w:p>
-      <w:pPr>
-        <w:tabs>
-          <w:tab w:val="right" w:pos="9355" w:leader="dot"/>
-        </w:tabs>
-        <w:spacing w:line="300"/>
-        <w:ind w:left="708"/>
-        <w:jc w:val="left"/>
-      </w:pPr>
-      <w:r>
-        <w:rPr>
-          <w:rFonts w:ascii="Times New Roman" w:cs="Times New Roman" w:eastAsia="Times New Roman" w:hAnsi="Times New Roman"/>
-          <w:sz w:val="26"/>
-          <w:szCs w:val="26"/>
-        </w:rPr>
-        <w:t xml:space="preserve">5.2 Размещение и сопровождение сайта</w:t>
-      </w:r>
-      <w:r>
-        <w:rPr>
-          <w:rFonts w:ascii="Times New Roman" w:cs="Times New Roman" w:eastAsia="Times New Roman" w:hAnsi="Times New Roman"/>
-          <w:sz w:val="26"/>
-          <w:szCs w:val="26"/>
-        </w:rPr>
-        <w:tab/>
-      </w:r>
-      <w:r>
-        <w:rPr>
-          <w:rFonts w:ascii="Times New Roman" w:cs="Times New Roman" w:eastAsia="Times New Roman" w:hAnsi="Times New Roman"/>
-          <w:sz w:val="26"/>
-          <w:szCs w:val="26"/>
-        </w:rPr>
-        <w:t xml:space="preserve">14</w:t>
-      </w:r>
-    </w:p>
-    <w:p>
-      <w:pPr>
-        <w:tabs>
-          <w:tab w:val="right" w:pos="9355" w:leader="dot"/>
-        </w:tabs>
-        <w:spacing w:line="300"/>
-        <w:ind w:left="708"/>
-        <w:jc w:val="left"/>
-      </w:pPr>
-      <w:r>
-        <w:rPr>
-          <w:rFonts w:ascii="Times New Roman" w:cs="Times New Roman" w:eastAsia="Times New Roman" w:hAnsi="Times New Roman"/>
-          <w:sz w:val="26"/>
-          <w:szCs w:val="26"/>
-        </w:rPr>
-        <w:t xml:space="preserve">5.3 Результат работы</w:t>
-      </w:r>
-      <w:r>
-        <w:rPr>
-          <w:rFonts w:ascii="Times New Roman" w:cs="Times New Roman" w:eastAsia="Times New Roman" w:hAnsi="Times New Roman"/>
-          <w:sz w:val="26"/>
-          <w:szCs w:val="26"/>
-        </w:rPr>
-        <w:tab/>
-      </w:r>
-      <w:r>
-        <w:rPr>
-          <w:rFonts w:ascii="Times New Roman" w:cs="Times New Roman" w:eastAsia="Times New Roman" w:hAnsi="Times New Roman"/>
-          <w:sz w:val="26"/>
-          <w:szCs w:val="26"/>
-        </w:rPr>
-        <w:t xml:space="preserve">14</w:t>
-      </w:r>
-    </w:p>
-    <w:p>
-      <w:pPr>
-        <w:tabs>
-          <w:tab w:val="right" w:pos="9355" w:leader="dot"/>
-        </w:tabs>
-        <w:spacing w:line="300"/>
-        <w:ind w:left="0"/>
-        <w:jc w:val="left"/>
-      </w:pPr>
-      <w:r>
-        <w:rPr>
-          <w:rFonts w:ascii="Times New Roman" w:cs="Times New Roman" w:eastAsia="Times New Roman" w:hAnsi="Times New Roman"/>
-          <w:sz w:val="26"/>
-          <w:szCs w:val="26"/>
-        </w:rPr>
-        <w:t xml:space="preserve">ЗАКЛЮЧЕНИЕ</w:t>
-      </w:r>
-      <w:r>
-        <w:rPr>
-          <w:rFonts w:ascii="Times New Roman" w:cs="Times New Roman" w:eastAsia="Times New Roman" w:hAnsi="Times New Roman"/>
-          <w:sz w:val="26"/>
-          <w:szCs w:val="26"/>
-        </w:rPr>
-        <w:tab/>
-      </w:r>
-      <w:r>
-        <w:rPr>
-          <w:rFonts w:ascii="Times New Roman" w:cs="Times New Roman" w:eastAsia="Times New Roman" w:hAnsi="Times New Roman"/>
-          <w:sz w:val="26"/>
-          <w:szCs w:val="26"/>
-        </w:rPr>
-        <w:t xml:space="preserve">15</w:t>
-      </w:r>
-    </w:p>
-    <w:p>
-      <w:pPr>
-        <w:tabs>
-          <w:tab w:val="right" w:pos="9355" w:leader="dot"/>
-        </w:tabs>
-        <w:spacing w:line="300"/>
-        <w:ind w:left="0"/>
-        <w:jc w:val="left"/>
-      </w:pPr>
-      <w:r>
-        <w:rPr>
-          <w:rFonts w:ascii="Times New Roman" w:cs="Times New Roman" w:eastAsia="Times New Roman" w:hAnsi="Times New Roman"/>
-          <w:sz w:val="26"/>
-          <w:szCs w:val="26"/>
-        </w:rPr>
-        <w:t xml:space="preserve">СПИСОК ИСПОЛЬЗОВАННЫХ ИСТОЧНИКОВ</w:t>
-      </w:r>
-      <w:r>
-        <w:rPr>
-          <w:rFonts w:ascii="Times New Roman" w:cs="Times New Roman" w:eastAsia="Times New Roman" w:hAnsi="Times New Roman"/>
-          <w:sz w:val="26"/>
-          <w:szCs w:val="26"/>
-        </w:rPr>
-        <w:tab/>
-      </w:r>
-      <w:r>
-        <w:rPr>
-          <w:rFonts w:ascii="Times New Roman" w:cs="Times New Roman" w:eastAsia="Times New Roman" w:hAnsi="Times New Roman"/>
-          <w:sz w:val="26"/>
-          <w:szCs w:val="26"/>
-        </w:rPr>
-        <w:t xml:space="preserve">16</w:t>
-      </w:r>
-    </w:p>
+    <w:sdt>
+      <w:sdtPr>
+        <w:alias w:val="Содержание"/>
+      </w:sdtPr>
+      <w:sdtContent>
+        <w:p>
+          <w:r>
+            <w:fldChar w:fldCharType="begin" w:dirty="true"/>
+            <w:instrText xml:space="preserve">TOC \h \o "1-2"</w:instrText>
+            <w:fldChar w:fldCharType="separate"/>
+          </w:r>
+        </w:p>
+        <w:p>
+          <w:r>
+            <w:fldChar w:fldCharType="end"/>
+          </w:r>
+        </w:p>
+      </w:sdtContent>
+    </w:sdt>
     <w:p>
       <w:pPr>
         <w:pStyle w:val="Heading1"/>
@@ -5994,7 +5127,7 @@
               </w:rPr>
               <w:t xml:space="preserve">Сайт опубликован по адресу </w:t>
             </w:r>
-            <w:hyperlink w:history="1" r:id="rIdijjbglgnytonvjezwa4tl">
+            <w:hyperlink w:history="1" r:id="rIdffsfw3ndvgg6y3oeux6rz">
               <w:r>
                 <w:rPr>
                   <w:rStyle w:val="Hyperlink"/>
@@ -6183,7 +5316,7 @@
         </w:rPr>
         <w:t xml:space="preserve">Сайт размещён на платформе GitHub Pages по адресу </w:t>
       </w:r>
-      <w:hyperlink w:history="1" r:id="rIdvhp7o8mm3mgthegs4v6lt">
+      <w:hyperlink w:history="1" r:id="rId4eoal9agcmxgtxavtmejq">
         <w:r>
           <w:rPr>
             <w:rStyle w:val="Hyperlink"/>
@@ -6219,7 +5352,7 @@
         </w:rPr>
         <w:t xml:space="preserve">Адреса ресурсов проекта: сайт стартап-проекта — </w:t>
       </w:r>
-      <w:hyperlink w:history="1" r:id="rIdozcfmljjhlvurd9on4vpt">
+      <w:hyperlink w:history="1" r:id="rIdpvzfcgwm2qiwhu5tb9zum">
         <w:r>
           <w:rPr>
             <w:rStyle w:val="Hyperlink"/>
@@ -6240,7 +5373,7 @@
         </w:rPr>
         <w:t xml:space="preserve">; демонстрационная версия сервиса — </w:t>
       </w:r>
-      <w:hyperlink w:history="1" r:id="rIdfrlbrx75b7_i8ud72myy3">
+      <w:hyperlink w:history="1" r:id="rIdr2ckqkn8bvjr_m62pffmg">
         <w:r>
           <w:rPr>
             <w:rStyle w:val="Hyperlink"/>
@@ -6261,7 +5394,7 @@
         </w:rPr>
         <w:t xml:space="preserve">; репозиторий исходного кода — </w:t>
       </w:r>
-      <w:hyperlink w:history="1" r:id="rIdr_kytounfot2k1rpibq0y">
+      <w:hyperlink w:history="1" r:id="rIdhwbqcs-3aiwvngolbdo3-">
         <w:r>
           <w:rPr>
             <w:rStyle w:val="Hyperlink"/>

--- a/dist/Отчет_заключительный_TenderAI.docx
+++ b/dist/Отчет_заключительный_TenderAI.docx
@@ -142,25 +142,890 @@
         <w:t xml:space="preserve">СОДЕРЖАНИЕ</w:t>
       </w:r>
     </w:p>
-    <w:sdt>
-      <w:sdtPr>
-        <w:alias w:val="Содержание"/>
-      </w:sdtPr>
-      <w:sdtContent>
-        <w:p>
-          <w:r>
-            <w:fldChar w:fldCharType="begin" w:dirty="true"/>
-            <w:instrText xml:space="preserve">TOC \h \o "1-2"</w:instrText>
-            <w:fldChar w:fldCharType="separate"/>
-          </w:r>
-        </w:p>
-        <w:p>
-          <w:r>
-            <w:fldChar w:fldCharType="end"/>
-          </w:r>
-        </w:p>
-      </w:sdtContent>
-    </w:sdt>
+    <w:p>
+      <w:pPr>
+        <w:tabs>
+          <w:tab w:val="right" w:pos="9355" w:leader="dot"/>
+        </w:tabs>
+        <w:spacing w:line="300"/>
+        <w:ind w:left="0"/>
+        <w:jc w:val="left"/>
+      </w:pPr>
+      <w:r>
+        <w:rPr>
+          <w:rFonts w:ascii="Times New Roman" w:cs="Times New Roman" w:eastAsia="Times New Roman" w:hAnsi="Times New Roman"/>
+          <w:sz w:val="26"/>
+          <w:szCs w:val="26"/>
+        </w:rPr>
+        <w:t xml:space="preserve">ВВЕДЕНИЕ</w:t>
+      </w:r>
+      <w:r>
+        <w:rPr>
+          <w:rFonts w:ascii="Times New Roman" w:cs="Times New Roman" w:eastAsia="Times New Roman" w:hAnsi="Times New Roman"/>
+          <w:sz w:val="26"/>
+          <w:szCs w:val="26"/>
+        </w:rPr>
+        <w:tab/>
+      </w:r>
+      <w:r>
+        <w:rPr>
+          <w:rFonts w:ascii="Times New Roman" w:cs="Times New Roman" w:eastAsia="Times New Roman" w:hAnsi="Times New Roman"/>
+          <w:sz w:val="26"/>
+          <w:szCs w:val="26"/>
+        </w:rPr>
+        <w:t xml:space="preserve">5</w:t>
+      </w:r>
+    </w:p>
+    <w:p>
+      <w:pPr>
+        <w:tabs>
+          <w:tab w:val="right" w:pos="9355" w:leader="dot"/>
+        </w:tabs>
+        <w:spacing w:line="300"/>
+        <w:ind w:left="0"/>
+        <w:jc w:val="left"/>
+      </w:pPr>
+      <w:r>
+        <w:rPr>
+          <w:rFonts w:ascii="Times New Roman" w:cs="Times New Roman" w:eastAsia="Times New Roman" w:hAnsi="Times New Roman"/>
+          <w:sz w:val="26"/>
+          <w:szCs w:val="26"/>
+        </w:rPr>
+        <w:t xml:space="preserve">1 Разработка прототипа дизайна для веб-сервиса по поиску тендеров</w:t>
+      </w:r>
+      <w:r>
+        <w:rPr>
+          <w:rFonts w:ascii="Times New Roman" w:cs="Times New Roman" w:eastAsia="Times New Roman" w:hAnsi="Times New Roman"/>
+          <w:sz w:val="26"/>
+          <w:szCs w:val="26"/>
+        </w:rPr>
+        <w:tab/>
+      </w:r>
+      <w:r>
+        <w:rPr>
+          <w:rFonts w:ascii="Times New Roman" w:cs="Times New Roman" w:eastAsia="Times New Roman" w:hAnsi="Times New Roman"/>
+          <w:sz w:val="26"/>
+          <w:szCs w:val="26"/>
+        </w:rPr>
+        <w:t xml:space="preserve">6</w:t>
+      </w:r>
+    </w:p>
+    <w:p>
+      <w:pPr>
+        <w:tabs>
+          <w:tab w:val="right" w:pos="9355" w:leader="dot"/>
+        </w:tabs>
+        <w:spacing w:line="300"/>
+        <w:ind w:left="708"/>
+        <w:jc w:val="left"/>
+      </w:pPr>
+      <w:r>
+        <w:rPr>
+          <w:rFonts w:ascii="Times New Roman" w:cs="Times New Roman" w:eastAsia="Times New Roman" w:hAnsi="Times New Roman"/>
+          <w:sz w:val="26"/>
+          <w:szCs w:val="26"/>
+        </w:rPr>
+        <w:t xml:space="preserve">1.1 Пользовательские сценарии и структура интерфейса</w:t>
+      </w:r>
+      <w:r>
+        <w:rPr>
+          <w:rFonts w:ascii="Times New Roman" w:cs="Times New Roman" w:eastAsia="Times New Roman" w:hAnsi="Times New Roman"/>
+          <w:sz w:val="26"/>
+          <w:szCs w:val="26"/>
+        </w:rPr>
+        <w:tab/>
+      </w:r>
+      <w:r>
+        <w:rPr>
+          <w:rFonts w:ascii="Times New Roman" w:cs="Times New Roman" w:eastAsia="Times New Roman" w:hAnsi="Times New Roman"/>
+          <w:sz w:val="26"/>
+          <w:szCs w:val="26"/>
+        </w:rPr>
+        <w:t xml:space="preserve">6</w:t>
+      </w:r>
+    </w:p>
+    <w:p>
+      <w:pPr>
+        <w:tabs>
+          <w:tab w:val="right" w:pos="9355" w:leader="dot"/>
+        </w:tabs>
+        <w:spacing w:line="300"/>
+        <w:ind w:left="708"/>
+        <w:jc w:val="left"/>
+      </w:pPr>
+      <w:r>
+        <w:rPr>
+          <w:rFonts w:ascii="Times New Roman" w:cs="Times New Roman" w:eastAsia="Times New Roman" w:hAnsi="Times New Roman"/>
+          <w:sz w:val="26"/>
+          <w:szCs w:val="26"/>
+        </w:rPr>
+        <w:t xml:space="preserve">1.2 Экраны прототипа</w:t>
+      </w:r>
+      <w:r>
+        <w:rPr>
+          <w:rFonts w:ascii="Times New Roman" w:cs="Times New Roman" w:eastAsia="Times New Roman" w:hAnsi="Times New Roman"/>
+          <w:sz w:val="26"/>
+          <w:szCs w:val="26"/>
+        </w:rPr>
+        <w:tab/>
+      </w:r>
+      <w:r>
+        <w:rPr>
+          <w:rFonts w:ascii="Times New Roman" w:cs="Times New Roman" w:eastAsia="Times New Roman" w:hAnsi="Times New Roman"/>
+          <w:sz w:val="26"/>
+          <w:szCs w:val="26"/>
+        </w:rPr>
+        <w:t xml:space="preserve">6</w:t>
+      </w:r>
+    </w:p>
+    <w:p>
+      <w:pPr>
+        <w:tabs>
+          <w:tab w:val="right" w:pos="9355" w:leader="dot"/>
+        </w:tabs>
+        <w:spacing w:line="300"/>
+        <w:ind w:left="708"/>
+        <w:jc w:val="left"/>
+      </w:pPr>
+      <w:r>
+        <w:rPr>
+          <w:rFonts w:ascii="Times New Roman" w:cs="Times New Roman" w:eastAsia="Times New Roman" w:hAnsi="Times New Roman"/>
+          <w:sz w:val="26"/>
+          <w:szCs w:val="26"/>
+        </w:rPr>
+        <w:t xml:space="preserve">1.3 Результат работы</w:t>
+      </w:r>
+      <w:r>
+        <w:rPr>
+          <w:rFonts w:ascii="Times New Roman" w:cs="Times New Roman" w:eastAsia="Times New Roman" w:hAnsi="Times New Roman"/>
+          <w:sz w:val="26"/>
+          <w:szCs w:val="26"/>
+        </w:rPr>
+        <w:tab/>
+      </w:r>
+      <w:r>
+        <w:rPr>
+          <w:rFonts w:ascii="Times New Roman" w:cs="Times New Roman" w:eastAsia="Times New Roman" w:hAnsi="Times New Roman"/>
+          <w:sz w:val="26"/>
+          <w:szCs w:val="26"/>
+        </w:rPr>
+        <w:t xml:space="preserve">6</w:t>
+      </w:r>
+    </w:p>
+    <w:p>
+      <w:pPr>
+        <w:tabs>
+          <w:tab w:val="right" w:pos="9355" w:leader="dot"/>
+        </w:tabs>
+        <w:spacing w:line="300"/>
+        <w:ind w:left="0"/>
+        <w:jc w:val="left"/>
+      </w:pPr>
+      <w:r>
+        <w:rPr>
+          <w:rFonts w:ascii="Times New Roman" w:cs="Times New Roman" w:eastAsia="Times New Roman" w:hAnsi="Times New Roman"/>
+          <w:sz w:val="26"/>
+          <w:szCs w:val="26"/>
+        </w:rPr>
+        <w:t xml:space="preserve">2 Разработка прототипа RAG-ассистента для веб-сервиса по поиску тендеров</w:t>
+      </w:r>
+      <w:r>
+        <w:rPr>
+          <w:rFonts w:ascii="Times New Roman" w:cs="Times New Roman" w:eastAsia="Times New Roman" w:hAnsi="Times New Roman"/>
+          <w:sz w:val="26"/>
+          <w:szCs w:val="26"/>
+        </w:rPr>
+        <w:tab/>
+      </w:r>
+      <w:r>
+        <w:rPr>
+          <w:rFonts w:ascii="Times New Roman" w:cs="Times New Roman" w:eastAsia="Times New Roman" w:hAnsi="Times New Roman"/>
+          <w:sz w:val="26"/>
+          <w:szCs w:val="26"/>
+        </w:rPr>
+        <w:t xml:space="preserve">7</w:t>
+      </w:r>
+    </w:p>
+    <w:p>
+      <w:pPr>
+        <w:tabs>
+          <w:tab w:val="right" w:pos="9355" w:leader="dot"/>
+        </w:tabs>
+        <w:spacing w:line="300"/>
+        <w:ind w:left="708"/>
+        <w:jc w:val="left"/>
+      </w:pPr>
+      <w:r>
+        <w:rPr>
+          <w:rFonts w:ascii="Times New Roman" w:cs="Times New Roman" w:eastAsia="Times New Roman" w:hAnsi="Times New Roman"/>
+          <w:sz w:val="26"/>
+          <w:szCs w:val="26"/>
+        </w:rPr>
+        <w:t xml:space="preserve">2.1 Архитектура конвейера обработки запроса</w:t>
+      </w:r>
+      <w:r>
+        <w:rPr>
+          <w:rFonts w:ascii="Times New Roman" w:cs="Times New Roman" w:eastAsia="Times New Roman" w:hAnsi="Times New Roman"/>
+          <w:sz w:val="26"/>
+          <w:szCs w:val="26"/>
+        </w:rPr>
+        <w:tab/>
+      </w:r>
+      <w:r>
+        <w:rPr>
+          <w:rFonts w:ascii="Times New Roman" w:cs="Times New Roman" w:eastAsia="Times New Roman" w:hAnsi="Times New Roman"/>
+          <w:sz w:val="26"/>
+          <w:szCs w:val="26"/>
+        </w:rPr>
+        <w:t xml:space="preserve">7</w:t>
+      </w:r>
+    </w:p>
+    <w:p>
+      <w:pPr>
+        <w:tabs>
+          <w:tab w:val="right" w:pos="9355" w:leader="dot"/>
+        </w:tabs>
+        <w:spacing w:line="300"/>
+        <w:ind w:left="708"/>
+        <w:jc w:val="left"/>
+      </w:pPr>
+      <w:r>
+        <w:rPr>
+          <w:rFonts w:ascii="Times New Roman" w:cs="Times New Roman" w:eastAsia="Times New Roman" w:hAnsi="Times New Roman"/>
+          <w:sz w:val="26"/>
+          <w:szCs w:val="26"/>
+        </w:rPr>
+        <w:t xml:space="preserve">2.2 Разбор запроса и гибридный поиск</w:t>
+      </w:r>
+      <w:r>
+        <w:rPr>
+          <w:rFonts w:ascii="Times New Roman" w:cs="Times New Roman" w:eastAsia="Times New Roman" w:hAnsi="Times New Roman"/>
+          <w:sz w:val="26"/>
+          <w:szCs w:val="26"/>
+        </w:rPr>
+        <w:tab/>
+      </w:r>
+      <w:r>
+        <w:rPr>
+          <w:rFonts w:ascii="Times New Roman" w:cs="Times New Roman" w:eastAsia="Times New Roman" w:hAnsi="Times New Roman"/>
+          <w:sz w:val="26"/>
+          <w:szCs w:val="26"/>
+        </w:rPr>
+        <w:t xml:space="preserve">7</w:t>
+      </w:r>
+    </w:p>
+    <w:p>
+      <w:pPr>
+        <w:tabs>
+          <w:tab w:val="right" w:pos="9355" w:leader="dot"/>
+        </w:tabs>
+        <w:spacing w:line="300"/>
+        <w:ind w:left="708"/>
+        <w:jc w:val="left"/>
+      </w:pPr>
+      <w:r>
+        <w:rPr>
+          <w:rFonts w:ascii="Times New Roman" w:cs="Times New Roman" w:eastAsia="Times New Roman" w:hAnsi="Times New Roman"/>
+          <w:sz w:val="26"/>
+          <w:szCs w:val="26"/>
+        </w:rPr>
+        <w:t xml:space="preserve">2.3 Формирование ответа и контроль достоверности</w:t>
+      </w:r>
+      <w:r>
+        <w:rPr>
+          <w:rFonts w:ascii="Times New Roman" w:cs="Times New Roman" w:eastAsia="Times New Roman" w:hAnsi="Times New Roman"/>
+          <w:sz w:val="26"/>
+          <w:szCs w:val="26"/>
+        </w:rPr>
+        <w:tab/>
+      </w:r>
+      <w:r>
+        <w:rPr>
+          <w:rFonts w:ascii="Times New Roman" w:cs="Times New Roman" w:eastAsia="Times New Roman" w:hAnsi="Times New Roman"/>
+          <w:sz w:val="26"/>
+          <w:szCs w:val="26"/>
+        </w:rPr>
+        <w:t xml:space="preserve">9</w:t>
+      </w:r>
+    </w:p>
+    <w:p>
+      <w:pPr>
+        <w:tabs>
+          <w:tab w:val="right" w:pos="9355" w:leader="dot"/>
+        </w:tabs>
+        <w:spacing w:line="300"/>
+        <w:ind w:left="708"/>
+        <w:jc w:val="left"/>
+      </w:pPr>
+      <w:r>
+        <w:rPr>
+          <w:rFonts w:ascii="Times New Roman" w:cs="Times New Roman" w:eastAsia="Times New Roman" w:hAnsi="Times New Roman"/>
+          <w:sz w:val="26"/>
+          <w:szCs w:val="26"/>
+        </w:rPr>
+        <w:t xml:space="preserve">2.4 Результат работы</w:t>
+      </w:r>
+      <w:r>
+        <w:rPr>
+          <w:rFonts w:ascii="Times New Roman" w:cs="Times New Roman" w:eastAsia="Times New Roman" w:hAnsi="Times New Roman"/>
+          <w:sz w:val="26"/>
+          <w:szCs w:val="26"/>
+        </w:rPr>
+        <w:tab/>
+      </w:r>
+      <w:r>
+        <w:rPr>
+          <w:rFonts w:ascii="Times New Roman" w:cs="Times New Roman" w:eastAsia="Times New Roman" w:hAnsi="Times New Roman"/>
+          <w:sz w:val="26"/>
+          <w:szCs w:val="26"/>
+        </w:rPr>
+        <w:t xml:space="preserve">10</w:t>
+      </w:r>
+    </w:p>
+    <w:p>
+      <w:pPr>
+        <w:tabs>
+          <w:tab w:val="right" w:pos="9355" w:leader="dot"/>
+        </w:tabs>
+        <w:spacing w:line="300"/>
+        <w:ind w:left="0"/>
+        <w:jc w:val="left"/>
+      </w:pPr>
+      <w:r>
+        <w:rPr>
+          <w:rFonts w:ascii="Times New Roman" w:cs="Times New Roman" w:eastAsia="Times New Roman" w:hAnsi="Times New Roman"/>
+          <w:sz w:val="26"/>
+          <w:szCs w:val="26"/>
+        </w:rPr>
+        <w:t xml:space="preserve">3 Разработка прототипа frontend и backend модулей веб-сервиса</w:t>
+      </w:r>
+      <w:r>
+        <w:rPr>
+          <w:rFonts w:ascii="Times New Roman" w:cs="Times New Roman" w:eastAsia="Times New Roman" w:hAnsi="Times New Roman"/>
+          <w:sz w:val="26"/>
+          <w:szCs w:val="26"/>
+        </w:rPr>
+        <w:tab/>
+      </w:r>
+      <w:r>
+        <w:rPr>
+          <w:rFonts w:ascii="Times New Roman" w:cs="Times New Roman" w:eastAsia="Times New Roman" w:hAnsi="Times New Roman"/>
+          <w:sz w:val="26"/>
+          <w:szCs w:val="26"/>
+        </w:rPr>
+        <w:t xml:space="preserve">11</w:t>
+      </w:r>
+    </w:p>
+    <w:p>
+      <w:pPr>
+        <w:tabs>
+          <w:tab w:val="right" w:pos="9355" w:leader="dot"/>
+        </w:tabs>
+        <w:spacing w:line="300"/>
+        <w:ind w:left="708"/>
+        <w:jc w:val="left"/>
+      </w:pPr>
+      <w:r>
+        <w:rPr>
+          <w:rFonts w:ascii="Times New Roman" w:cs="Times New Roman" w:eastAsia="Times New Roman" w:hAnsi="Times New Roman"/>
+          <w:sz w:val="26"/>
+          <w:szCs w:val="26"/>
+        </w:rPr>
+        <w:t xml:space="preserve">3.1 Архитектура и состав программных модулей</w:t>
+      </w:r>
+      <w:r>
+        <w:rPr>
+          <w:rFonts w:ascii="Times New Roman" w:cs="Times New Roman" w:eastAsia="Times New Roman" w:hAnsi="Times New Roman"/>
+          <w:sz w:val="26"/>
+          <w:szCs w:val="26"/>
+        </w:rPr>
+        <w:tab/>
+      </w:r>
+      <w:r>
+        <w:rPr>
+          <w:rFonts w:ascii="Times New Roman" w:cs="Times New Roman" w:eastAsia="Times New Roman" w:hAnsi="Times New Roman"/>
+          <w:sz w:val="26"/>
+          <w:szCs w:val="26"/>
+        </w:rPr>
+        <w:t xml:space="preserve">11</w:t>
+      </w:r>
+    </w:p>
+    <w:p>
+      <w:pPr>
+        <w:tabs>
+          <w:tab w:val="right" w:pos="9355" w:leader="dot"/>
+        </w:tabs>
+        <w:spacing w:line="300"/>
+        <w:ind w:left="708"/>
+        <w:jc w:val="left"/>
+      </w:pPr>
+      <w:r>
+        <w:rPr>
+          <w:rFonts w:ascii="Times New Roman" w:cs="Times New Roman" w:eastAsia="Times New Roman" w:hAnsi="Times New Roman"/>
+          <w:sz w:val="26"/>
+          <w:szCs w:val="26"/>
+        </w:rPr>
+        <w:t xml:space="preserve">3.2 Модель данных и источник закупок</w:t>
+      </w:r>
+      <w:r>
+        <w:rPr>
+          <w:rFonts w:ascii="Times New Roman" w:cs="Times New Roman" w:eastAsia="Times New Roman" w:hAnsi="Times New Roman"/>
+          <w:sz w:val="26"/>
+          <w:szCs w:val="26"/>
+        </w:rPr>
+        <w:tab/>
+      </w:r>
+      <w:r>
+        <w:rPr>
+          <w:rFonts w:ascii="Times New Roman" w:cs="Times New Roman" w:eastAsia="Times New Roman" w:hAnsi="Times New Roman"/>
+          <w:sz w:val="26"/>
+          <w:szCs w:val="26"/>
+        </w:rPr>
+        <w:t xml:space="preserve">11</w:t>
+      </w:r>
+    </w:p>
+    <w:p>
+      <w:pPr>
+        <w:tabs>
+          <w:tab w:val="right" w:pos="9355" w:leader="dot"/>
+        </w:tabs>
+        <w:spacing w:line="300"/>
+        <w:ind w:left="708"/>
+        <w:jc w:val="left"/>
+      </w:pPr>
+      <w:r>
+        <w:rPr>
+          <w:rFonts w:ascii="Times New Roman" w:cs="Times New Roman" w:eastAsia="Times New Roman" w:hAnsi="Times New Roman"/>
+          <w:sz w:val="26"/>
+          <w:szCs w:val="26"/>
+        </w:rPr>
+        <w:t xml:space="preserve">3.3 Результат работы</w:t>
+      </w:r>
+      <w:r>
+        <w:rPr>
+          <w:rFonts w:ascii="Times New Roman" w:cs="Times New Roman" w:eastAsia="Times New Roman" w:hAnsi="Times New Roman"/>
+          <w:sz w:val="26"/>
+          <w:szCs w:val="26"/>
+        </w:rPr>
+        <w:tab/>
+      </w:r>
+      <w:r>
+        <w:rPr>
+          <w:rFonts w:ascii="Times New Roman" w:cs="Times New Roman" w:eastAsia="Times New Roman" w:hAnsi="Times New Roman"/>
+          <w:sz w:val="26"/>
+          <w:szCs w:val="26"/>
+        </w:rPr>
+        <w:t xml:space="preserve">12</w:t>
+      </w:r>
+    </w:p>
+    <w:p>
+      <w:pPr>
+        <w:tabs>
+          <w:tab w:val="right" w:pos="9355" w:leader="dot"/>
+        </w:tabs>
+        <w:spacing w:line="300"/>
+        <w:ind w:left="0"/>
+        <w:jc w:val="left"/>
+      </w:pPr>
+      <w:r>
+        <w:rPr>
+          <w:rFonts w:ascii="Times New Roman" w:cs="Times New Roman" w:eastAsia="Times New Roman" w:hAnsi="Times New Roman"/>
+          <w:sz w:val="26"/>
+          <w:szCs w:val="26"/>
+        </w:rPr>
+        <w:t xml:space="preserve">4 Тестирование веб-сервиса на работоспособность</w:t>
+      </w:r>
+      <w:r>
+        <w:rPr>
+          <w:rFonts w:ascii="Times New Roman" w:cs="Times New Roman" w:eastAsia="Times New Roman" w:hAnsi="Times New Roman"/>
+          <w:sz w:val="26"/>
+          <w:szCs w:val="26"/>
+        </w:rPr>
+        <w:tab/>
+      </w:r>
+      <w:r>
+        <w:rPr>
+          <w:rFonts w:ascii="Times New Roman" w:cs="Times New Roman" w:eastAsia="Times New Roman" w:hAnsi="Times New Roman"/>
+          <w:sz w:val="26"/>
+          <w:szCs w:val="26"/>
+        </w:rPr>
+        <w:t xml:space="preserve">14</w:t>
+      </w:r>
+    </w:p>
+    <w:p>
+      <w:pPr>
+        <w:tabs>
+          <w:tab w:val="right" w:pos="9355" w:leader="dot"/>
+        </w:tabs>
+        <w:spacing w:line="300"/>
+        <w:ind w:left="708"/>
+        <w:jc w:val="left"/>
+      </w:pPr>
+      <w:r>
+        <w:rPr>
+          <w:rFonts w:ascii="Times New Roman" w:cs="Times New Roman" w:eastAsia="Times New Roman" w:hAnsi="Times New Roman"/>
+          <w:sz w:val="26"/>
+          <w:szCs w:val="26"/>
+        </w:rPr>
+        <w:t xml:space="preserve">4.1 Методика тестирования и сводные результаты</w:t>
+      </w:r>
+      <w:r>
+        <w:rPr>
+          <w:rFonts w:ascii="Times New Roman" w:cs="Times New Roman" w:eastAsia="Times New Roman" w:hAnsi="Times New Roman"/>
+          <w:sz w:val="26"/>
+          <w:szCs w:val="26"/>
+        </w:rPr>
+        <w:tab/>
+      </w:r>
+      <w:r>
+        <w:rPr>
+          <w:rFonts w:ascii="Times New Roman" w:cs="Times New Roman" w:eastAsia="Times New Roman" w:hAnsi="Times New Roman"/>
+          <w:sz w:val="26"/>
+          <w:szCs w:val="26"/>
+        </w:rPr>
+        <w:t xml:space="preserve">14</w:t>
+      </w:r>
+    </w:p>
+    <w:p>
+      <w:pPr>
+        <w:tabs>
+          <w:tab w:val="right" w:pos="9355" w:leader="dot"/>
+        </w:tabs>
+        <w:spacing w:line="300"/>
+        <w:ind w:left="708"/>
+        <w:jc w:val="left"/>
+      </w:pPr>
+      <w:r>
+        <w:rPr>
+          <w:rFonts w:ascii="Times New Roman" w:cs="Times New Roman" w:eastAsia="Times New Roman" w:hAnsi="Times New Roman"/>
+          <w:sz w:val="26"/>
+          <w:szCs w:val="26"/>
+        </w:rPr>
+        <w:t xml:space="preserve">4.2 Оценка качества поиска</w:t>
+      </w:r>
+      <w:r>
+        <w:rPr>
+          <w:rFonts w:ascii="Times New Roman" w:cs="Times New Roman" w:eastAsia="Times New Roman" w:hAnsi="Times New Roman"/>
+          <w:sz w:val="26"/>
+          <w:szCs w:val="26"/>
+        </w:rPr>
+        <w:tab/>
+      </w:r>
+      <w:r>
+        <w:rPr>
+          <w:rFonts w:ascii="Times New Roman" w:cs="Times New Roman" w:eastAsia="Times New Roman" w:hAnsi="Times New Roman"/>
+          <w:sz w:val="26"/>
+          <w:szCs w:val="26"/>
+        </w:rPr>
+        <w:t xml:space="preserve">14</w:t>
+      </w:r>
+    </w:p>
+    <w:p>
+      <w:pPr>
+        <w:tabs>
+          <w:tab w:val="right" w:pos="9355" w:leader="dot"/>
+        </w:tabs>
+        <w:spacing w:line="300"/>
+        <w:ind w:left="708"/>
+        <w:jc w:val="left"/>
+      </w:pPr>
+      <w:r>
+        <w:rPr>
+          <w:rFonts w:ascii="Times New Roman" w:cs="Times New Roman" w:eastAsia="Times New Roman" w:hAnsi="Times New Roman"/>
+          <w:sz w:val="26"/>
+          <w:szCs w:val="26"/>
+        </w:rPr>
+        <w:t xml:space="preserve">4.3 Производительность и режимы деградации</w:t>
+      </w:r>
+      <w:r>
+        <w:rPr>
+          <w:rFonts w:ascii="Times New Roman" w:cs="Times New Roman" w:eastAsia="Times New Roman" w:hAnsi="Times New Roman"/>
+          <w:sz w:val="26"/>
+          <w:szCs w:val="26"/>
+        </w:rPr>
+        <w:tab/>
+      </w:r>
+      <w:r>
+        <w:rPr>
+          <w:rFonts w:ascii="Times New Roman" w:cs="Times New Roman" w:eastAsia="Times New Roman" w:hAnsi="Times New Roman"/>
+          <w:sz w:val="26"/>
+          <w:szCs w:val="26"/>
+        </w:rPr>
+        <w:t xml:space="preserve">15</w:t>
+      </w:r>
+    </w:p>
+    <w:p>
+      <w:pPr>
+        <w:tabs>
+          <w:tab w:val="right" w:pos="9355" w:leader="dot"/>
+        </w:tabs>
+        <w:spacing w:line="300"/>
+        <w:ind w:left="708"/>
+        <w:jc w:val="left"/>
+      </w:pPr>
+      <w:r>
+        <w:rPr>
+          <w:rFonts w:ascii="Times New Roman" w:cs="Times New Roman" w:eastAsia="Times New Roman" w:hAnsi="Times New Roman"/>
+          <w:sz w:val="26"/>
+          <w:szCs w:val="26"/>
+        </w:rPr>
+        <w:t xml:space="preserve">4.4 Выявленные и устранённые дефекты</w:t>
+      </w:r>
+      <w:r>
+        <w:rPr>
+          <w:rFonts w:ascii="Times New Roman" w:cs="Times New Roman" w:eastAsia="Times New Roman" w:hAnsi="Times New Roman"/>
+          <w:sz w:val="26"/>
+          <w:szCs w:val="26"/>
+        </w:rPr>
+        <w:tab/>
+      </w:r>
+      <w:r>
+        <w:rPr>
+          <w:rFonts w:ascii="Times New Roman" w:cs="Times New Roman" w:eastAsia="Times New Roman" w:hAnsi="Times New Roman"/>
+          <w:sz w:val="26"/>
+          <w:szCs w:val="26"/>
+        </w:rPr>
+        <w:t xml:space="preserve">15</w:t>
+      </w:r>
+    </w:p>
+    <w:p>
+      <w:pPr>
+        <w:tabs>
+          <w:tab w:val="right" w:pos="9355" w:leader="dot"/>
+        </w:tabs>
+        <w:spacing w:line="300"/>
+        <w:ind w:left="708"/>
+        <w:jc w:val="left"/>
+      </w:pPr>
+      <w:r>
+        <w:rPr>
+          <w:rFonts w:ascii="Times New Roman" w:cs="Times New Roman" w:eastAsia="Times New Roman" w:hAnsi="Times New Roman"/>
+          <w:sz w:val="26"/>
+          <w:szCs w:val="26"/>
+        </w:rPr>
+        <w:t xml:space="preserve">4.5 Результат работы</w:t>
+      </w:r>
+      <w:r>
+        <w:rPr>
+          <w:rFonts w:ascii="Times New Roman" w:cs="Times New Roman" w:eastAsia="Times New Roman" w:hAnsi="Times New Roman"/>
+          <w:sz w:val="26"/>
+          <w:szCs w:val="26"/>
+        </w:rPr>
+        <w:tab/>
+      </w:r>
+      <w:r>
+        <w:rPr>
+          <w:rFonts w:ascii="Times New Roman" w:cs="Times New Roman" w:eastAsia="Times New Roman" w:hAnsi="Times New Roman"/>
+          <w:sz w:val="26"/>
+          <w:szCs w:val="26"/>
+        </w:rPr>
+        <w:t xml:space="preserve">15</w:t>
+      </w:r>
+    </w:p>
+    <w:p>
+      <w:pPr>
+        <w:tabs>
+          <w:tab w:val="right" w:pos="9355" w:leader="dot"/>
+        </w:tabs>
+        <w:spacing w:line="300"/>
+        <w:ind w:left="0"/>
+        <w:jc w:val="left"/>
+      </w:pPr>
+      <w:r>
+        <w:rPr>
+          <w:rFonts w:ascii="Times New Roman" w:cs="Times New Roman" w:eastAsia="Times New Roman" w:hAnsi="Times New Roman"/>
+          <w:sz w:val="26"/>
+          <w:szCs w:val="26"/>
+        </w:rPr>
+        <w:t xml:space="preserve">5 Создание сайта стартап-проекта</w:t>
+      </w:r>
+      <w:r>
+        <w:rPr>
+          <w:rFonts w:ascii="Times New Roman" w:cs="Times New Roman" w:eastAsia="Times New Roman" w:hAnsi="Times New Roman"/>
+          <w:sz w:val="26"/>
+          <w:szCs w:val="26"/>
+        </w:rPr>
+        <w:tab/>
+      </w:r>
+      <w:r>
+        <w:rPr>
+          <w:rFonts w:ascii="Times New Roman" w:cs="Times New Roman" w:eastAsia="Times New Roman" w:hAnsi="Times New Roman"/>
+          <w:sz w:val="26"/>
+          <w:szCs w:val="26"/>
+        </w:rPr>
+        <w:t xml:space="preserve">16</w:t>
+      </w:r>
+    </w:p>
+    <w:p>
+      <w:pPr>
+        <w:tabs>
+          <w:tab w:val="right" w:pos="9355" w:leader="dot"/>
+        </w:tabs>
+        <w:spacing w:line="300"/>
+        <w:ind w:left="708"/>
+        <w:jc w:val="left"/>
+      </w:pPr>
+      <w:r>
+        <w:rPr>
+          <w:rFonts w:ascii="Times New Roman" w:cs="Times New Roman" w:eastAsia="Times New Roman" w:hAnsi="Times New Roman"/>
+          <w:sz w:val="26"/>
+          <w:szCs w:val="26"/>
+        </w:rPr>
+        <w:t xml:space="preserve">5.1 Требования, структура и содержание сайта</w:t>
+      </w:r>
+      <w:r>
+        <w:rPr>
+          <w:rFonts w:ascii="Times New Roman" w:cs="Times New Roman" w:eastAsia="Times New Roman" w:hAnsi="Times New Roman"/>
+          <w:sz w:val="26"/>
+          <w:szCs w:val="26"/>
+        </w:rPr>
+        <w:tab/>
+      </w:r>
+      <w:r>
+        <w:rPr>
+          <w:rFonts w:ascii="Times New Roman" w:cs="Times New Roman" w:eastAsia="Times New Roman" w:hAnsi="Times New Roman"/>
+          <w:sz w:val="26"/>
+          <w:szCs w:val="26"/>
+        </w:rPr>
+        <w:t xml:space="preserve">16</w:t>
+      </w:r>
+    </w:p>
+    <w:p>
+      <w:pPr>
+        <w:tabs>
+          <w:tab w:val="right" w:pos="9355" w:leader="dot"/>
+        </w:tabs>
+        <w:spacing w:line="300"/>
+        <w:ind w:left="708"/>
+        <w:jc w:val="left"/>
+      </w:pPr>
+      <w:r>
+        <w:rPr>
+          <w:rFonts w:ascii="Times New Roman" w:cs="Times New Roman" w:eastAsia="Times New Roman" w:hAnsi="Times New Roman"/>
+          <w:sz w:val="26"/>
+          <w:szCs w:val="26"/>
+        </w:rPr>
+        <w:t xml:space="preserve">5.2 Размещение и сопровождение сайта</w:t>
+      </w:r>
+      <w:r>
+        <w:rPr>
+          <w:rFonts w:ascii="Times New Roman" w:cs="Times New Roman" w:eastAsia="Times New Roman" w:hAnsi="Times New Roman"/>
+          <w:sz w:val="26"/>
+          <w:szCs w:val="26"/>
+        </w:rPr>
+        <w:tab/>
+      </w:r>
+      <w:r>
+        <w:rPr>
+          <w:rFonts w:ascii="Times New Roman" w:cs="Times New Roman" w:eastAsia="Times New Roman" w:hAnsi="Times New Roman"/>
+          <w:sz w:val="26"/>
+          <w:szCs w:val="26"/>
+        </w:rPr>
+        <w:t xml:space="preserve">17</w:t>
+      </w:r>
+    </w:p>
+    <w:p>
+      <w:pPr>
+        <w:tabs>
+          <w:tab w:val="right" w:pos="9355" w:leader="dot"/>
+        </w:tabs>
+        <w:spacing w:line="300"/>
+        <w:ind w:left="708"/>
+        <w:jc w:val="left"/>
+      </w:pPr>
+      <w:r>
+        <w:rPr>
+          <w:rFonts w:ascii="Times New Roman" w:cs="Times New Roman" w:eastAsia="Times New Roman" w:hAnsi="Times New Roman"/>
+          <w:sz w:val="26"/>
+          <w:szCs w:val="26"/>
+        </w:rPr>
+        <w:t xml:space="preserve">5.3 Результат работы</w:t>
+      </w:r>
+      <w:r>
+        <w:rPr>
+          <w:rFonts w:ascii="Times New Roman" w:cs="Times New Roman" w:eastAsia="Times New Roman" w:hAnsi="Times New Roman"/>
+          <w:sz w:val="26"/>
+          <w:szCs w:val="26"/>
+        </w:rPr>
+        <w:tab/>
+      </w:r>
+      <w:r>
+        <w:rPr>
+          <w:rFonts w:ascii="Times New Roman" w:cs="Times New Roman" w:eastAsia="Times New Roman" w:hAnsi="Times New Roman"/>
+          <w:sz w:val="26"/>
+          <w:szCs w:val="26"/>
+        </w:rPr>
+        <w:t xml:space="preserve">17</w:t>
+      </w:r>
+    </w:p>
+    <w:p>
+      <w:pPr>
+        <w:tabs>
+          <w:tab w:val="right" w:pos="9355" w:leader="dot"/>
+        </w:tabs>
+        <w:spacing w:line="300"/>
+        <w:ind w:left="0"/>
+        <w:jc w:val="left"/>
+      </w:pPr>
+      <w:r>
+        <w:rPr>
+          <w:rFonts w:ascii="Times New Roman" w:cs="Times New Roman" w:eastAsia="Times New Roman" w:hAnsi="Times New Roman"/>
+          <w:sz w:val="26"/>
+          <w:szCs w:val="26"/>
+        </w:rPr>
+        <w:t xml:space="preserve">ЗАКЛЮЧЕНИЕ</w:t>
+      </w:r>
+      <w:r>
+        <w:rPr>
+          <w:rFonts w:ascii="Times New Roman" w:cs="Times New Roman" w:eastAsia="Times New Roman" w:hAnsi="Times New Roman"/>
+          <w:sz w:val="26"/>
+          <w:szCs w:val="26"/>
+        </w:rPr>
+        <w:tab/>
+      </w:r>
+      <w:r>
+        <w:rPr>
+          <w:rFonts w:ascii="Times New Roman" w:cs="Times New Roman" w:eastAsia="Times New Roman" w:hAnsi="Times New Roman"/>
+          <w:sz w:val="26"/>
+          <w:szCs w:val="26"/>
+        </w:rPr>
+        <w:t xml:space="preserve">19</w:t>
+      </w:r>
+    </w:p>
+    <w:p>
+      <w:pPr>
+        <w:tabs>
+          <w:tab w:val="right" w:pos="9355" w:leader="dot"/>
+        </w:tabs>
+        <w:spacing w:line="300"/>
+        <w:ind w:left="0"/>
+        <w:jc w:val="left"/>
+      </w:pPr>
+      <w:r>
+        <w:rPr>
+          <w:rFonts w:ascii="Times New Roman" w:cs="Times New Roman" w:eastAsia="Times New Roman" w:hAnsi="Times New Roman"/>
+          <w:sz w:val="26"/>
+          <w:szCs w:val="26"/>
+        </w:rPr>
+        <w:t xml:space="preserve">СПИСОК ИСПОЛЬЗОВАННЫХ ИСТОЧНИКОВ</w:t>
+      </w:r>
+      <w:r>
+        <w:rPr>
+          <w:rFonts w:ascii="Times New Roman" w:cs="Times New Roman" w:eastAsia="Times New Roman" w:hAnsi="Times New Roman"/>
+          <w:sz w:val="26"/>
+          <w:szCs w:val="26"/>
+        </w:rPr>
+        <w:tab/>
+      </w:r>
+      <w:r>
+        <w:rPr>
+          <w:rFonts w:ascii="Times New Roman" w:cs="Times New Roman" w:eastAsia="Times New Roman" w:hAnsi="Times New Roman"/>
+          <w:sz w:val="26"/>
+          <w:szCs w:val="26"/>
+        </w:rPr>
+        <w:t xml:space="preserve">20</w:t>
+      </w:r>
+    </w:p>
     <w:p>
       <w:pPr>
         <w:pStyle w:val="Heading1"/>
@@ -5127,7 +5992,7 @@
               </w:rPr>
               <w:t xml:space="preserve">Сайт опубликован по адресу </w:t>
             </w:r>
-            <w:hyperlink w:history="1" r:id="rIdffsfw3ndvgg6y3oeux6rz">
+            <w:hyperlink w:history="1" r:id="rIdqhwclhd5i2csca8rmrt7n">
               <w:r>
                 <w:rPr>
                   <w:rStyle w:val="Hyperlink"/>
@@ -5316,7 +6181,7 @@
         </w:rPr>
         <w:t xml:space="preserve">Сайт размещён на платформе GitHub Pages по адресу </w:t>
       </w:r>
-      <w:hyperlink w:history="1" r:id="rId4eoal9agcmxgtxavtmejq">
+      <w:hyperlink w:history="1" r:id="rId8koollrqbiuligfsizgqz">
         <w:r>
           <w:rPr>
             <w:rStyle w:val="Hyperlink"/>
@@ -5352,7 +6217,7 @@
         </w:rPr>
         <w:t xml:space="preserve">Адреса ресурсов проекта: сайт стартап-проекта — </w:t>
       </w:r>
-      <w:hyperlink w:history="1" r:id="rIdpvzfcgwm2qiwhu5tb9zum">
+      <w:hyperlink w:history="1" r:id="rId3ghw4_8zxxu-8pik3sj7-">
         <w:r>
           <w:rPr>
             <w:rStyle w:val="Hyperlink"/>
@@ -5373,7 +6238,7 @@
         </w:rPr>
         <w:t xml:space="preserve">; демонстрационная версия сервиса — </w:t>
       </w:r>
-      <w:hyperlink w:history="1" r:id="rIdr2ckqkn8bvjr_m62pffmg">
+      <w:hyperlink w:history="1" r:id="rIdgp3rypvsejbfoq52aq2ji">
         <w:r>
           <w:rPr>
             <w:rStyle w:val="Hyperlink"/>
@@ -5394,7 +6259,7 @@
         </w:rPr>
         <w:t xml:space="preserve">; репозиторий исходного кода — </w:t>
       </w:r>
-      <w:hyperlink w:history="1" r:id="rIdhwbqcs-3aiwvngolbdo3-">
+      <w:hyperlink w:history="1" r:id="rId_9spcwdoplvvmern47awt">
         <w:r>
           <w:rPr>
             <w:rStyle w:val="Hyperlink"/>
